--- a/chapters/vol10/10-Chương-10-Một-ngày-ngập-tràn-cảm-xúc-khép-lại-với-một-kết-luận-duy-nhất.docx
+++ b/chapters/vol10/10-Chương-10-Một-ngày-ngập-tràn-cảm-xúc-khép-lại-với-một-kết-luận-duy-nhất.docx
@@ -2358,7 +2358,7 @@
           <w:color w:val="222222"/>
           <w:sz w:val="24"/>
         </w:rPr>
-        <w:t>“Tớ luôn biết ơn sự giúp đỡ của cậu mà, nên đây là cách tớ gửi lời cảm ơn ạ. Và hơn nữa, cậu cũng luôn chìa tay giúp đỡ Amane nữa.”</w:t>
+        <w:t>“Tớ luôn biết ơn sự giúp đỡ của cậu mà, nên đây là cách tớ gửi lời cảm ơn nha. Và hơn nữa, cậu cũng luôn chìa tay giúp đỡ Amane nữa.”</w:t>
       </w:r>
     </w:p>
     <w:p>
@@ -4533,7 +4533,7 @@
           <w:color w:val="222222"/>
           <w:sz w:val="24"/>
         </w:rPr>
-        <w:t>“Thật lòng mà nói thì tớ đã từng nghĩ chuyện này đáng lẽ phải xảy ra từ lâu rồi cơ ạ,” Mahiru lẩm bẩm.</w:t>
+        <w:t>“Thật lòng mà nói thì tớ đã từng nghĩ chuyện này đáng lẽ phải xảy ra từ lâu rồi cơ mà,” Mahiru lẩm bẩm.</w:t>
       </w:r>
     </w:p>
     <w:p>
